--- a/reports/r0152.docx
+++ b/reports/r0152.docx
@@ -45,7 +45,7 @@
           <w:color w:val="000000"/>
           <w:sz w:val="21"/>
         </w:rPr>
-        <w:t>■ 巴音郭楞蒙古自治州经济总量列新疆维吾尔自治区第六位，人均GDP约11.75万元、人均经济实力居全省中游，经济增速由6.40%回落至5.50%、有所放缓；固定资产投资最新增速13.00%，经济运行总体平稳。【待补充：巴音郭楞蒙古自治州的行政与战略定位、支柱产业及龙头企业（数据库未覆盖，需人工补充）】</w:t>
+        <w:t>■ 巴音郭楞蒙古自治州作为新疆维吾尔自治区下辖的民族自治地区，经济总量列新疆维吾尔自治区第六位，人均GDP约11.75万元、人均经济实力居全省中游，经济增速由6.40%回落至5.50%、有所放缓；固定资产投资最新增速13.00%，经济运行总体平稳。</w:t>
       </w:r>
     </w:p>
     <w:p>
@@ -75,7 +75,7 @@
           <w:color w:val="000000"/>
           <w:sz w:val="21"/>
         </w:rPr>
-        <w:t>产业结构方面，2025年巴音郭楞蒙古自治州三次产业结构为13.3:50.1:36.6。【待补充：支柱产业、主要龙头企业、对外贸易等定性描述（数据库未覆盖）】</w:t>
+        <w:t>产业结构方面，2025年巴音郭楞蒙古自治州三次产业结构为13.3:50.1:36.6，第二产业占比较高、工业是经济支柱。</w:t>
       </w:r>
     </w:p>
     <w:p>
